--- a/docs/architecture/architecture-rationale.docx
+++ b/docs/architecture/architecture-rationale.docx
@@ -22,7 +22,7 @@
         <w:t>`architecture.md`</w:t>
       </w:r>
       <w:r>
-        <w:t>: what each piece is, why it's there, what it buys, and where it's weak. One line per point, no padding.</w:t>
+        <w:t>: what each piece is, why it's there, what it buys, where it's weak. One line per point. Row tags mark what is built for the submission (green on the diagram) and what is production roadmap (amber, rose and pink).</w:t>
       </w:r>
     </w:p>
     <w:p>
@@ -35,7 +35,7 @@
     </w:p>
     <w:p>
       <w:r>
-        <w:t>A question comes in, gets answered from retrieved passages only (never invented), with a citation for every fact — and separately, content changes get detected and re-indexed without touching the live query path. Two paths, one shared store between them.</w:t>
+        <w:t>A question is answered only from retrieved passages, every fact cited, with a refusal that still hands over whatever is published when the material runs out — and content is indexed once by hand for the submission, re-indexed only on change in production.</w:t>
       </w:r>
     </w:p>
     <w:p>
@@ -43,31 +43,503 @@
         <w:pStyle w:val="Heading1"/>
       </w:pPr>
       <w:r>
-        <w:t>MVP vs production</w:t>
+        <w:t>Four decisions</w:t>
       </w:r>
     </w:p>
+    <w:tbl>
+      <w:tblPr>
+        <w:tblStyle w:val="TableGrid"/>
+        <w:tblW w:type="auto" w:w="0"/>
+        <w:jc w:val="left"/>
+        <w:tblLayout w:type="autofit"/>
+        <w:tblLook w:firstColumn="1" w:firstRow="1" w:lastColumn="0" w:lastRow="0" w:noHBand="0" w:noVBand="1" w:val="04A0"/>
+      </w:tblPr>
+      <w:tblGrid>
+        <w:gridCol w:w="2160"/>
+        <w:gridCol w:w="2160"/>
+        <w:gridCol w:w="2160"/>
+        <w:gridCol w:w="2160"/>
+      </w:tblGrid>
+      <w:tr>
+        <w:tc>
+          <w:tcPr>
+            <w:tcW w:type="dxa" w:w="2160"/>
+            <w:shd w:val="clear" w:color="auto" w:fill="1F2933"/>
+          </w:tcPr>
+          <w:p>
+            <w:pPr>
+              <w:spacing w:after="40"/>
+            </w:pPr>
+            <w:r>
+              <w:rPr>
+                <w:b/>
+                <w:color w:val="FFFFFF"/>
+                <w:sz w:val="19"/>
+              </w:rPr>
+            </w:r>
+            <w:r>
+              <w:rPr>
+                <w:b/>
+                <w:color w:val="FFFFFF"/>
+                <w:sz w:val="19"/>
+              </w:rPr>
+              <w:t>Decision</w:t>
+            </w:r>
+          </w:p>
+        </w:tc>
+        <w:tc>
+          <w:tcPr>
+            <w:tcW w:type="dxa" w:w="2160"/>
+            <w:shd w:val="clear" w:color="auto" w:fill="1F2933"/>
+          </w:tcPr>
+          <w:p>
+            <w:pPr>
+              <w:spacing w:after="40"/>
+            </w:pPr>
+            <w:r>
+              <w:rPr>
+                <w:b/>
+                <w:color w:val="FFFFFF"/>
+                <w:sz w:val="19"/>
+              </w:rPr>
+            </w:r>
+            <w:r>
+              <w:rPr>
+                <w:b/>
+                <w:color w:val="FFFFFF"/>
+                <w:sz w:val="19"/>
+              </w:rPr>
+              <w:t>Call</w:t>
+            </w:r>
+          </w:p>
+        </w:tc>
+        <w:tc>
+          <w:tcPr>
+            <w:tcW w:type="dxa" w:w="2160"/>
+            <w:shd w:val="clear" w:color="auto" w:fill="1F2933"/>
+          </w:tcPr>
+          <w:p>
+            <w:pPr>
+              <w:spacing w:after="40"/>
+            </w:pPr>
+            <w:r>
+              <w:rPr>
+                <w:b/>
+                <w:color w:val="FFFFFF"/>
+                <w:sz w:val="19"/>
+              </w:rPr>
+            </w:r>
+            <w:r>
+              <w:rPr>
+                <w:b/>
+                <w:color w:val="FFFFFF"/>
+                <w:sz w:val="19"/>
+              </w:rPr>
+              <w:t>Why</w:t>
+            </w:r>
+          </w:p>
+        </w:tc>
+        <w:tc>
+          <w:tcPr>
+            <w:tcW w:type="dxa" w:w="2160"/>
+            <w:shd w:val="clear" w:color="auto" w:fill="1F2933"/>
+          </w:tcPr>
+          <w:p>
+            <w:pPr>
+              <w:spacing w:after="40"/>
+            </w:pPr>
+            <w:r>
+              <w:rPr>
+                <w:b/>
+                <w:color w:val="FFFFFF"/>
+                <w:sz w:val="19"/>
+              </w:rPr>
+            </w:r>
+            <w:r>
+              <w:rPr>
+                <w:b/>
+                <w:color w:val="FFFFFF"/>
+                <w:sz w:val="19"/>
+              </w:rPr>
+              <w:t>Cost accepted</w:t>
+            </w:r>
+          </w:p>
+        </w:tc>
+      </w:tr>
+      <w:tr>
+        <w:tc>
+          <w:tcPr>
+            <w:tcW w:type="dxa" w:w="2160"/>
+          </w:tcPr>
+          <w:p>
+            <w:pPr>
+              <w:spacing w:after="40"/>
+            </w:pPr>
+            <w:r>
+              <w:rPr>
+                <w:sz w:val="19"/>
+              </w:rPr>
+            </w:r>
+            <w:r>
+              <w:rPr>
+                <w:b/>
+                <w:sz w:val="19"/>
+              </w:rPr>
+              <w:t>1 · Corpus boundary</w:t>
+            </w:r>
+          </w:p>
+        </w:tc>
+        <w:tc>
+          <w:tcPr>
+            <w:tcW w:type="dxa" w:w="2160"/>
+          </w:tcPr>
+          <w:p>
+            <w:pPr>
+              <w:spacing w:after="40"/>
+            </w:pPr>
+            <w:r>
+              <w:rPr>
+                <w:sz w:val="19"/>
+              </w:rPr>
+            </w:r>
+            <w:r>
+              <w:rPr>
+                <w:sz w:val="19"/>
+              </w:rPr>
+              <w:t xml:space="preserve">Everything technical the site publishes — 94 units, six to eight hundred chunks. Out: near-duplicate colour pages, boilerplate category pages, non-technical documents (the list is in the appendix of </w:t>
+            </w:r>
+            <w:r>
+              <w:rPr>
+                <w:rFonts w:ascii="Consolas" w:hAnsi="Consolas"/>
+                <w:sz w:val="19"/>
+              </w:rPr>
+              <w:t>architecture.md</w:t>
+            </w:r>
+            <w:r>
+              <w:rPr>
+                <w:sz w:val="19"/>
+              </w:rPr>
+              <w:t>). Three products have no datasheet — Solo Filler, Warmshell 660 Mesh, Silic8 AeroGel Adhesive — and a probe targets each</w:t>
+            </w:r>
+          </w:p>
+        </w:tc>
+        <w:tc>
+          <w:tcPr>
+            <w:tcW w:type="dxa" w:w="2160"/>
+          </w:tcPr>
+          <w:p>
+            <w:pPr>
+              <w:spacing w:after="40"/>
+            </w:pPr>
+            <w:r>
+              <w:rPr>
+                <w:sz w:val="19"/>
+              </w:rPr>
+            </w:r>
+            <w:r>
+              <w:rPr>
+                <w:sz w:val="19"/>
+              </w:rPr>
+              <w:t>A rule the panel can check, not a curated list. Cutting datasheets to the products the test questions touch would be indexing what the evaluation needs. The real limits are retrieval pollution and evaluation honesty, not a round number</w:t>
+            </w:r>
+          </w:p>
+        </w:tc>
+        <w:tc>
+          <w:tcPr>
+            <w:tcW w:type="dxa" w:w="2160"/>
+          </w:tcPr>
+          <w:p>
+            <w:pPr>
+              <w:spacing w:after="40"/>
+            </w:pPr>
+            <w:r>
+              <w:rPr>
+                <w:sz w:val="19"/>
+              </w:rPr>
+            </w:r>
+            <w:r>
+              <w:rPr>
+                <w:sz w:val="19"/>
+              </w:rPr>
+              <w:t>Embedding is minutes. The real cost is extraction QA on 31 unprobed datasheets and 3 unextracted guides, paid through the ingestion report and bounded by the spend order — anything that misses the box is dropped in that order and listed in the manifest as excluded, by name and link</w:t>
+            </w:r>
+          </w:p>
+        </w:tc>
+      </w:tr>
+      <w:tr>
+        <w:tc>
+          <w:tcPr>
+            <w:tcW w:type="dxa" w:w="2160"/>
+            <w:shd w:val="clear" w:color="auto" w:fill="F3F4F6"/>
+          </w:tcPr>
+          <w:p>
+            <w:pPr>
+              <w:spacing w:after="40"/>
+            </w:pPr>
+            <w:r>
+              <w:rPr>
+                <w:sz w:val="19"/>
+              </w:rPr>
+            </w:r>
+            <w:r>
+              <w:rPr>
+                <w:b/>
+                <w:sz w:val="19"/>
+              </w:rPr>
+              <w:t>2 · Extract path</w:t>
+            </w:r>
+          </w:p>
+        </w:tc>
+        <w:tc>
+          <w:tcPr>
+            <w:tcW w:type="dxa" w:w="2160"/>
+            <w:shd w:val="clear" w:color="auto" w:fill="F3F4F6"/>
+          </w:tcPr>
+          <w:p>
+            <w:pPr>
+              <w:spacing w:after="40"/>
+            </w:pPr>
+            <w:r>
+              <w:rPr>
+                <w:sz w:val="19"/>
+              </w:rPr>
+            </w:r>
+            <w:r>
+              <w:rPr>
+                <w:sz w:val="19"/>
+              </w:rPr>
+              <w:t>Verbatim by code: the top passage printed whole with its citation (two passages on the calculation edge, coverage and pack size), by the same quote-and-cite code that prints the cited hand-off and the refusal. A relevance gate refuses with "not stated in the indexed material" when the asked-for property or substrate term, or a synonym, is absent from the passage — the near-miss case</w:t>
+            </w:r>
+          </w:p>
+        </w:tc>
+        <w:tc>
+          <w:tcPr>
+            <w:tcW w:type="dxa" w:w="2160"/>
+            <w:shd w:val="clear" w:color="auto" w:fill="F3F4F6"/>
+          </w:tcPr>
+          <w:p>
+            <w:pPr>
+              <w:spacing w:after="40"/>
+            </w:pPr>
+            <w:r>
+              <w:rPr>
+                <w:sz w:val="19"/>
+              </w:rPr>
+            </w:r>
+            <w:r>
+              <w:rPr>
+                <w:sz w:val="19"/>
+              </w:rPr>
+              <w:t>The quote-and-cite printer exists anyway, so code on Extract adds no mechanism and removes a prompt variant. On a lookup the model can add nothing but paraphrase drift, which the checks would then refuse — a false refusal on the brief's first test type. The record's own estimate — prompt reading plus about 80 tokens at 15–25 tokens per second — puts a two-passage model call near the ten-second trade target; measured at build. Compliance: "use a local LLM to formulate an answer" is met where formulation happens, on Compose; the record already prints Route, Cited hand-off and Refuse without the model</w:t>
+            </w:r>
+          </w:p>
+        </w:tc>
+        <w:tc>
+          <w:tcPr>
+            <w:tcW w:type="dxa" w:w="2160"/>
+            <w:shd w:val="clear" w:color="auto" w:fill="F3F4F6"/>
+          </w:tcPr>
+          <w:p>
+            <w:pPr>
+              <w:spacing w:after="40"/>
+            </w:pPr>
+            <w:r>
+              <w:rPr>
+                <w:sz w:val="19"/>
+              </w:rPr>
+            </w:r>
+            <w:r>
+              <w:rPr>
+                <w:sz w:val="19"/>
+              </w:rPr>
+              <w:t>The straightforward test question shows a quoted passage with a citation rather than model prose. Say so on the slide: the model formulates where there is something to formulate. A model quote-and-stop over two passages stays a roadmap option, gated on a measured warm call under the 10-second target; nothing in the diagrams assumes it</w:t>
+            </w:r>
+          </w:p>
+        </w:tc>
+      </w:tr>
+      <w:tr>
+        <w:tc>
+          <w:tcPr>
+            <w:tcW w:type="dxa" w:w="2160"/>
+          </w:tcPr>
+          <w:p>
+            <w:pPr>
+              <w:spacing w:after="40"/>
+            </w:pPr>
+            <w:r>
+              <w:rPr>
+                <w:sz w:val="19"/>
+              </w:rPr>
+            </w:r>
+            <w:r>
+              <w:rPr>
+                <w:b/>
+                <w:sz w:val="19"/>
+              </w:rPr>
+              <w:t>3 · Chunk store</w:t>
+            </w:r>
+          </w:p>
+        </w:tc>
+        <w:tc>
+          <w:tcPr>
+            <w:tcW w:type="dxa" w:w="2160"/>
+          </w:tcPr>
+          <w:p>
+            <w:pPr>
+              <w:spacing w:after="40"/>
+            </w:pPr>
+            <w:r>
+              <w:rPr>
+                <w:sz w:val="19"/>
+              </w:rPr>
+            </w:r>
+            <w:r>
+              <w:rPr>
+                <w:sz w:val="19"/>
+              </w:rPr>
+              <w:t>One store: embeddings plus payload per chunk, and one manifest of documents, swapped together. Prototype: one array and one manifest file. Production: a vector database with payload, or a vector column in the database the company already runs</w:t>
+            </w:r>
+          </w:p>
+        </w:tc>
+        <w:tc>
+          <w:tcPr>
+            <w:tcW w:type="dxa" w:w="2160"/>
+          </w:tcPr>
+          <w:p>
+            <w:pPr>
+              <w:spacing w:after="40"/>
+            </w:pPr>
+            <w:r>
+              <w:rPr>
+                <w:sz w:val="19"/>
+              </w:rPr>
+            </w:r>
+            <w:r>
+              <w:rPr>
+                <w:sz w:val="19"/>
+              </w:rPr>
+              <w:t>That is how vector stores work. A second store for metadata is a sync bug waiting to break citations</w:t>
+            </w:r>
+          </w:p>
+        </w:tc>
+        <w:tc>
+          <w:tcPr>
+            <w:tcW w:type="dxa" w:w="2160"/>
+          </w:tcPr>
+          <w:p>
+            <w:pPr>
+              <w:spacing w:after="40"/>
+            </w:pPr>
+            <w:r>
+              <w:rPr>
+                <w:sz w:val="19"/>
+              </w:rPr>
+            </w:r>
+            <w:r>
+              <w:rPr>
+                <w:sz w:val="19"/>
+              </w:rPr>
+              <w:t>The prototype store is a file, not a service: one process, one user. Concurrency is a production change, not a code change</w:t>
+            </w:r>
+          </w:p>
+        </w:tc>
+      </w:tr>
+      <w:tr>
+        <w:tc>
+          <w:tcPr>
+            <w:tcW w:type="dxa" w:w="2160"/>
+            <w:shd w:val="clear" w:color="auto" w:fill="F3F4F6"/>
+          </w:tcPr>
+          <w:p>
+            <w:pPr>
+              <w:spacing w:after="40"/>
+            </w:pPr>
+            <w:r>
+              <w:rPr>
+                <w:sz w:val="19"/>
+              </w:rPr>
+            </w:r>
+            <w:r>
+              <w:rPr>
+                <w:b/>
+                <w:sz w:val="19"/>
+              </w:rPr>
+              <w:t>4 · Second source for the queue</w:t>
+            </w:r>
+          </w:p>
+        </w:tc>
+        <w:tc>
+          <w:tcPr>
+            <w:tcW w:type="dxa" w:w="2160"/>
+            <w:shd w:val="clear" w:color="auto" w:fill="F3F4F6"/>
+          </w:tcPr>
+          <w:p>
+            <w:pPr>
+              <w:spacing w:after="40"/>
+            </w:pPr>
+            <w:r>
+              <w:rPr>
+                <w:sz w:val="19"/>
+              </w:rPr>
+            </w:r>
+            <w:r>
+              <w:rPr>
+                <w:sz w:val="19"/>
+              </w:rPr>
+              <w:t>Staff-knowledge capture: the agreed answer set, the failure library and the compatibility matrix as text. The policy list goes to the authored configuration. CRM becomes a channel adapter</w:t>
+            </w:r>
+          </w:p>
+        </w:tc>
+        <w:tc>
+          <w:tcPr>
+            <w:tcW w:type="dxa" w:w="2160"/>
+            <w:shd w:val="clear" w:color="auto" w:fill="F3F4F6"/>
+          </w:tcPr>
+          <w:p>
+            <w:pPr>
+              <w:spacing w:after="40"/>
+            </w:pPr>
+            <w:r>
+              <w:rPr>
+                <w:sz w:val="19"/>
+              </w:rPr>
+            </w:r>
+            <w:r>
+              <w:rPr>
+                <w:sz w:val="19"/>
+              </w:rPr>
+              <w:t>The record classes the CRM as a system of record — "integration, not corpus", "route, never generate", personal data looked up exactly — so nothing in it is answer material. Staff capture is the KTP's core activity and produces retrievable text</w:t>
+            </w:r>
+          </w:p>
+        </w:tc>
+        <w:tc>
+          <w:tcPr>
+            <w:tcW w:type="dxa" w:w="2160"/>
+            <w:shd w:val="clear" w:color="auto" w:fill="F3F4F6"/>
+          </w:tcPr>
+          <w:p>
+            <w:pPr>
+              <w:spacing w:after="40"/>
+            </w:pPr>
+            <w:r>
+              <w:rPr>
+                <w:sz w:val="19"/>
+              </w:rPr>
+            </w:r>
+            <w:r>
+              <w:rPr>
+                <w:sz w:val="19"/>
+              </w:rPr>
+              <w:t>The queue stays roadmap. If capture turns out to yield structured configuration only, there is no second chunk producer and the queue collapses to a scheduled re-index</w:t>
+            </w:r>
+          </w:p>
+        </w:tc>
+      </w:tr>
+    </w:tbl>
     <w:p>
-      <w:r>
-        <w:t xml:space="preserve">Only the </w:t>
-      </w:r>
-      <w:r>
-        <w:rPr>
-          <w:b/>
-        </w:rPr>
-        <w:t>Question-answering path</w:t>
-      </w:r>
-      <w:r>
-        <w:t xml:space="preserve"> is built for the one-hour take-home. The </w:t>
-      </w:r>
-      <w:r>
-        <w:rPr>
-          <w:b/>
-        </w:rPr>
-        <w:t>Indexing path</w:t>
-      </w:r>
-      <w:r>
-        <w:t xml:space="preserve"> (queue, receiver, dead-letter handling) is roadmap — drawn to show the target architecture, not the submission.</w:t>
-      </w:r>
+      <w:pPr>
+        <w:spacing w:after="80"/>
+      </w:pPr>
     </w:p>
     <w:p>
       <w:r>
@@ -79,7 +551,7 @@
         <w:pStyle w:val="Heading1"/>
       </w:pPr>
       <w:r>
-        <w:t>External systems</w:t>
+        <w:t>External</w:t>
       </w:r>
     </w:p>
     <w:tbl>
@@ -194,7 +666,7 @@
                 <w:b/>
                 <w:sz w:val="19"/>
               </w:rPr>
-              <w:t>Customer, trade, or staff</w:t>
+              <w:t>Lime Green website</w:t>
             </w:r>
           </w:p>
         </w:tc>
@@ -215,7 +687,14 @@
               <w:rPr>
                 <w:sz w:val="19"/>
               </w:rPr>
-              <w:t>The person asking a question</w:t>
+              <w:t xml:space="preserve">The source: 94 technical units, inventoried in the appendix of </w:t>
+            </w:r>
+            <w:r>
+              <w:rPr>
+                <w:rFonts w:ascii="Consolas" w:hAnsi="Consolas"/>
+                <w:sz w:val="19"/>
+              </w:rPr>
+              <w:t>architecture.md</w:t>
             </w:r>
           </w:p>
         </w:tc>
@@ -236,7 +715,7 @@
               <w:rPr>
                 <w:sz w:val="19"/>
               </w:rPr>
-              <w:t>The whole system exists to serve this one interaction</w:t>
+              <w:t>The only source in scope for the submission</w:t>
             </w:r>
           </w:p>
         </w:tc>
@@ -261,7 +740,13 @@
                 <w:b/>
                 <w:sz w:val="19"/>
               </w:rPr>
-              <w:t>Lime Green website</w:t>
+              <w:t>Embedding model</w:t>
+            </w:r>
+            <w:r>
+              <w:rPr>
+                <w:sz w:val="19"/>
+              </w:rPr>
+              <w:t xml:space="preserve"> (Ollama)</w:t>
             </w:r>
           </w:p>
         </w:tc>
@@ -283,7 +768,7 @@
               <w:rPr>
                 <w:sz w:val="19"/>
               </w:rPr>
-              <w:t>Product pages, FAQ, knowledge base, datasheets</w:t>
+              <w:t>Turns chunks and questions into vectors; qwen3-embedding:0.6b or nomic-embed-text, verified at build</w:t>
             </w:r>
           </w:p>
         </w:tc>
@@ -305,7 +790,7 @@
               <w:rPr>
                 <w:sz w:val="19"/>
               </w:rPr>
-              <w:t>The only content source in scope for the MVP</w:t>
+              <w:t>Customers say "wall's gone damp"; the datasheet says "efflorescence" — keyword search misses that</w:t>
             </w:r>
           </w:p>
         </w:tc>
@@ -329,7 +814,13 @@
                 <w:b/>
                 <w:sz w:val="19"/>
               </w:rPr>
-              <w:t>CRM</w:t>
+              <w:t>Generation model</w:t>
+            </w:r>
+            <w:r>
+              <w:rPr>
+                <w:sz w:val="19"/>
+              </w:rPr>
+              <w:t xml:space="preserve"> (Ollama)</w:t>
             </w:r>
           </w:p>
         </w:tc>
@@ -350,7 +841,7 @@
               <w:rPr>
                 <w:sz w:val="19"/>
               </w:rPr>
-              <w:t>Customer and enquiry records</w:t>
+              <w:t>Composes over retrieved passages on the Compose path; qwen3:4b-instruct, granite4.2:3b only if it emits reasoning blocks</w:t>
             </w:r>
           </w:p>
         </w:tc>
@@ -371,7 +862,7 @@
               <w:rPr>
                 <w:sz w:val="19"/>
               </w:rPr>
-              <w:t>Future second content source — not built, shown to justify the queue (see below)</w:t>
+              <w:t>Never the source of a fact; the narrator over them</w:t>
             </w:r>
           </w:p>
         </w:tc>
@@ -396,7 +887,13 @@
                 <w:b/>
                 <w:sz w:val="19"/>
               </w:rPr>
-              <w:t>Local LLM (Ollama)</w:t>
+              <w:t>Staff-knowledge capture</w:t>
+            </w:r>
+            <w:r>
+              <w:rPr>
+                <w:sz w:val="19"/>
+              </w:rPr>
+              <w:t xml:space="preserve"> (production)</w:t>
             </w:r>
           </w:p>
         </w:tc>
@@ -418,7 +915,7 @@
               <w:rPr>
                 <w:sz w:val="19"/>
               </w:rPr>
-              <w:t>The generation model</w:t>
+              <w:t>Agreed answer set, failure library, compatibility matrix as text</w:t>
             </w:r>
           </w:p>
         </w:tc>
@@ -440,7 +937,7 @@
               <w:rPr>
                 <w:sz w:val="19"/>
               </w:rPr>
-              <w:t>Composes the answer text — never the source of a fact, only the narrator over retrieved passages</w:t>
+              <w:t>The second producer that justifies the queue</w:t>
             </w:r>
           </w:p>
         </w:tc>
@@ -452,16 +949,11 @@
       </w:pPr>
     </w:p>
     <w:p>
-      <w:r>
-        <w:br/>
-      </w:r>
-    </w:p>
-    <w:p>
       <w:pPr>
         <w:pStyle w:val="Heading1"/>
       </w:pPr>
       <w:r>
-        <w:t>Indexing path (production only)</w:t>
+        <w:t>Indexing path</w:t>
       </w:r>
     </w:p>
     <w:tbl>
@@ -603,7 +1095,13 @@
                 <w:b/>
                 <w:sz w:val="19"/>
               </w:rPr>
-              <w:t>Change Receiver</w:t>
+              <w:t>Indexer</w:t>
+            </w:r>
+            <w:r>
+              <w:rPr>
+                <w:sz w:val="19"/>
+              </w:rPr>
+              <w:t xml:space="preserve"> (built; run once by hand)</w:t>
             </w:r>
           </w:p>
         </w:tc>
@@ -624,7 +1122,7 @@
               <w:rPr>
                 <w:sz w:val="19"/>
               </w:rPr>
-              <w:t>Detects new or changed content — webhook if the source can push it, polling with conditional GET if it can't</w:t>
+              <w:t>Crawl by sitemap, cache, extract (PyMuPDF for PDFs), classify by link text, strip boilerplate and hazard blocks, chunk by heading with bullets and labelled sub-paragraphs kept whole, tag each document's caveat sentences (temperature limits, DIY suitability, incompatible boards — deferral sentences are not tagged, they have their own path), embed, write the index, the product, colour and merchant name lists, and the ingestion report (number–unit pairs, suspected errors flagged), swap atomically</w:t>
             </w:r>
           </w:p>
         </w:tc>
@@ -645,7 +1143,7 @@
               <w:rPr>
                 <w:sz w:val="19"/>
               </w:rPr>
-              <w:t>Nothing gets re-indexed until something changes; this is the trigger</w:t>
+              <w:t>Nothing answers without it; run once so the submission is offline and reproducible</w:t>
             </w:r>
           </w:p>
         </w:tc>
@@ -666,7 +1164,7 @@
               <w:rPr>
                 <w:sz w:val="19"/>
               </w:rPr>
-              <w:t>Website has no webhook today — polling is a stand-in, not a true hook</w:t>
+              <w:t>Chunk quality depends on datasheet layout, and older sheets put temperature limits under Mixing rather than Application</w:t>
             </w:r>
           </w:p>
         </w:tc>
@@ -691,7 +1189,13 @@
                 <w:b/>
                 <w:sz w:val="19"/>
               </w:rPr>
-              <w:t>Content Cache</w:t>
+              <w:t>Content cache</w:t>
+            </w:r>
+            <w:r>
+              <w:rPr>
+                <w:sz w:val="19"/>
+              </w:rPr>
+              <w:t xml:space="preserve"> (built; shipped)</w:t>
             </w:r>
           </w:p>
         </w:tc>
@@ -713,7 +1217,7 @@
               <w:rPr>
                 <w:sz w:val="19"/>
               </w:rPr>
-              <w:t>Writes the raw changed content to disk immediately</w:t>
+              <w:t>Raw pages and PDFs on disk</w:t>
             </w:r>
           </w:p>
         </w:tc>
@@ -735,7 +1239,7 @@
               <w:rPr>
                 <w:sz w:val="19"/>
               </w:rPr>
-              <w:t>Decouples "detect a change" from "process a change" — a slow or failing indexer never blocks detection</w:t>
+              <w:t>The assessors run it without the network; the crawl is not repeated on their machine</w:t>
             </w:r>
           </w:p>
         </w:tc>
@@ -757,7 +1261,7 @@
               <w:rPr>
                 <w:sz w:val="19"/>
               </w:rPr>
-              <w:t>Adds a step; unnecessary at current scale (a direct write would work fine)</w:t>
+              <w:t>Ships site content with the code — fine for a private submission, a licensing question for anything public</w:t>
             </w:r>
           </w:p>
         </w:tc>
@@ -781,7 +1285,13 @@
                 <w:b/>
                 <w:sz w:val="19"/>
               </w:rPr>
-              <w:t>Indexing Queue</w:t>
+              <w:t>Change receiver</w:t>
+            </w:r>
+            <w:r>
+              <w:rPr>
+                <w:sz w:val="19"/>
+              </w:rPr>
+              <w:t xml:space="preserve"> (production)</w:t>
             </w:r>
           </w:p>
         </w:tc>
@@ -802,7 +1312,7 @@
               <w:rPr>
                 <w:sz w:val="19"/>
               </w:rPr>
-              <w:t>Buffers indexing jobs from every source</w:t>
+              <w:t>Reads the sitemap's last-modified; falls back to conditional GET per page; enqueues changed URLs</w:t>
             </w:r>
           </w:p>
         </w:tc>
@@ -823,7 +1333,7 @@
               <w:rPr>
                 <w:sz w:val="19"/>
               </w:rPr>
-              <w:t>Only earns its place once more than one source (website + CRM + others) writes in independently — it's not for the website's size</w:t>
+              <w:t>Detects change in one request instead of one per document; the politest crawl possible</w:t>
             </w:r>
           </w:p>
         </w:tc>
@@ -844,7 +1354,7 @@
               <w:rPr>
                 <w:sz w:val="19"/>
               </w:rPr>
-              <w:t>At today's scale (one source, low change rate) this is pure overhead</w:t>
+              <w:t>Not a true hook — the site cannot push; the polling interval is a choice</w:t>
             </w:r>
           </w:p>
         </w:tc>
@@ -869,7 +1379,13 @@
                 <w:b/>
                 <w:sz w:val="19"/>
               </w:rPr>
-              <w:t>Indexing Worker</w:t>
+              <w:t>Indexing queue</w:t>
+            </w:r>
+            <w:r>
+              <w:rPr>
+                <w:sz w:val="19"/>
+              </w:rPr>
+              <w:t xml:space="preserve"> (production)</w:t>
             </w:r>
           </w:p>
         </w:tc>
@@ -891,7 +1407,7 @@
               <w:rPr>
                 <w:sz w:val="19"/>
               </w:rPr>
-              <w:t>Chunks and embeds changed documents; retries failures with backoff; swaps the index atomically</w:t>
+              <w:t>Buffers change jobs from both sources; retries with backoff; dead-letters after the limit</w:t>
             </w:r>
           </w:p>
         </w:tc>
@@ -913,7 +1429,7 @@
               <w:rPr>
                 <w:sz w:val="19"/>
               </w:rPr>
-              <w:t>Keeps the live index always in a consistent, complete state — a query never sees a half-updated index</w:t>
+              <w:t>Decouples two producers from one consumer once staff capture joins the website</w:t>
             </w:r>
           </w:p>
         </w:tc>
@@ -935,94 +1451,7 @@
               <w:rPr>
                 <w:sz w:val="19"/>
               </w:rPr>
-              <w:t>Async means brief staleness between a change landing and it being searchable</w:t>
-            </w:r>
-          </w:p>
-        </w:tc>
-      </w:tr>
-      <w:tr>
-        <w:tc>
-          <w:tcPr>
-            <w:tcW w:type="dxa" w:w="2160"/>
-          </w:tcPr>
-          <w:p>
-            <w:pPr>
-              <w:spacing w:after="40"/>
-            </w:pPr>
-            <w:r>
-              <w:rPr>
-                <w:sz w:val="19"/>
-              </w:rPr>
-            </w:r>
-            <w:r>
-              <w:rPr>
-                <w:b/>
-                <w:sz w:val="19"/>
-              </w:rPr>
-              <w:t>Dead-Letter Queue</w:t>
-            </w:r>
-          </w:p>
-        </w:tc>
-        <w:tc>
-          <w:tcPr>
-            <w:tcW w:type="dxa" w:w="2160"/>
-          </w:tcPr>
-          <w:p>
-            <w:pPr>
-              <w:spacing w:after="40"/>
-            </w:pPr>
-            <w:r>
-              <w:rPr>
-                <w:sz w:val="19"/>
-              </w:rPr>
-            </w:r>
-            <w:r>
-              <w:rPr>
-                <w:sz w:val="19"/>
-              </w:rPr>
-              <w:t>Holds jobs that fail indexing repeatedly</w:t>
-            </w:r>
-          </w:p>
-        </w:tc>
-        <w:tc>
-          <w:tcPr>
-            <w:tcW w:type="dxa" w:w="2160"/>
-          </w:tcPr>
-          <w:p>
-            <w:pPr>
-              <w:spacing w:after="40"/>
-            </w:pPr>
-            <w:r>
-              <w:rPr>
-                <w:sz w:val="19"/>
-              </w:rPr>
-            </w:r>
-            <w:r>
-              <w:rPr>
-                <w:sz w:val="19"/>
-              </w:rPr>
-              <w:t>A permanent failure is captured, not silently dropped</w:t>
-            </w:r>
-          </w:p>
-        </w:tc>
-        <w:tc>
-          <w:tcPr>
-            <w:tcW w:type="dxa" w:w="2160"/>
-          </w:tcPr>
-          <w:p>
-            <w:pPr>
-              <w:spacing w:after="40"/>
-            </w:pPr>
-            <w:r>
-              <w:rPr>
-                <w:sz w:val="19"/>
-              </w:rPr>
-            </w:r>
-            <w:r>
-              <w:rPr>
-                <w:sz w:val="19"/>
-              </w:rPr>
-              <w:t>No operational story yet for who reviews it or how often</w:t>
+              <w:t>Overhead at one source; a change is searchable seconds to minutes after detection; nobody yet owns the dead-letter list</w:t>
             </w:r>
           </w:p>
         </w:tc>
@@ -1180,7 +1609,13 @@
                 <w:b/>
                 <w:sz w:val="19"/>
               </w:rPr>
-              <w:t>Vector Index</w:t>
+              <w:t>Chunk store</w:t>
+            </w:r>
+            <w:r>
+              <w:rPr>
+                <w:sz w:val="19"/>
+              </w:rPr>
+              <w:t xml:space="preserve"> (built)</w:t>
             </w:r>
           </w:p>
         </w:tc>
@@ -1201,7 +1636,7 @@
               <w:rPr>
                 <w:sz w:val="19"/>
               </w:rPr>
-              <w:t>Stores embeddings for semantic (meaning-based) search</w:t>
+              <w:t>Per chunk: embedding, product, document, section, date, authority rank, audience tag. Manifest: every document with type, authority rank, audience tag, date, link and its caveat sentences; excluded documents by name and link; contact text and the product, colour and merchant name lists from the crawl; embedding-model tag and chunking version — the engine refuses to run on a mismatch of either</w:t>
             </w:r>
           </w:p>
         </w:tc>
@@ -1222,7 +1657,7 @@
               <w:rPr>
                 <w:sz w:val="19"/>
               </w:rPr>
-              <w:t>Customers ask in their own words ("wall's gone damp"); the corpus uses product vocabulary ("efflorescence") — keyword search alone would miss the match</w:t>
+              <w:t>Retrieval, citation by document name, newest-wins, the staff/public filter, document requests and the appended caveats all read from here</w:t>
             </w:r>
           </w:p>
         </w:tc>
@@ -1243,7 +1678,7 @@
               <w:rPr>
                 <w:sz w:val="19"/>
               </w:rPr>
-              <w:t>Chosen as a real vector database ahead of need — at ~80 documents a flat in-memory array does the same job with one less dependency; kept anyway as the target architecture</w:t>
+              <w:t>Prototype is an array in a file: one process, one user</w:t>
             </w:r>
           </w:p>
         </w:tc>
@@ -1268,7 +1703,13 @@
                 <w:b/>
                 <w:sz w:val="19"/>
               </w:rPr>
-              <w:t>Metadata Store</w:t>
+              <w:t>Authored configuration</w:t>
+            </w:r>
+            <w:r>
+              <w:rPr>
+                <w:sz w:val="19"/>
+              </w:rPr>
+              <w:t xml:space="preserve"> (built)</w:t>
             </w:r>
           </w:p>
         </w:tc>
@@ -1290,7 +1731,7 @@
               <w:rPr>
                 <w:sz w:val="19"/>
               </w:rPr>
-              <w:t>Holds source name, chunk reference, document date, indexing status</w:t>
+              <w:t>Routing table; slot, calculation, symptom and property vocabularies with synonyms; deferral phrases; authority and audience rules per source; exclusion rules. The property vocabulary is seeded from the datasheets' own field names at ingestion (coverage, water, thickness, temperature, strength, permeability) plus hand-written synonyms</w:t>
             </w:r>
           </w:p>
         </w:tc>
@@ -1312,7 +1753,7 @@
               <w:rPr>
                 <w:sz w:val="19"/>
               </w:rPr>
-              <w:t>Every answer must cite its source by name — this is what makes that possible and lets "newest wins" work when two document versions disagree</w:t>
+              <w:t>Half the guardrails read their data from here; the indexer applies its rules; hand-written, so the technical team can inspect it</w:t>
             </w:r>
           </w:p>
         </w:tc>
@@ -1334,7 +1775,7 @@
               <w:rPr>
                 <w:sz w:val="19"/>
               </w:rPr>
-              <w:t>A second store to keep in sync with the Vector Index; a bug here breaks citations even if retrieval is correct</w:t>
+              <w:t>Hand-authored lists miss paraphrases; an unknown property falls through to the threshold and citation checks</w:t>
             </w:r>
           </w:p>
         </w:tc>
@@ -1350,7 +1791,7 @@
         <w:pStyle w:val="Heading1"/>
       </w:pPr>
       <w:r>
-        <w:t>Question-answering path (MVP and production)</w:t>
+        <w:t>Question-answering path</w:t>
       </w:r>
     </w:p>
     <w:tbl>
@@ -1492,7 +1933,13 @@
                 <w:b/>
                 <w:sz w:val="19"/>
               </w:rPr>
-              <w:t>CLI</w:t>
+              <w:t>Answer engine</w:t>
+            </w:r>
+            <w:r>
+              <w:rPr>
+                <w:sz w:val="19"/>
+              </w:rPr>
+              <w:t xml:space="preserve"> (built)</w:t>
             </w:r>
           </w:p>
         </w:tc>
@@ -1513,7 +1960,7 @@
               <w:rPr>
                 <w:sz w:val="19"/>
               </w:rPr>
-              <w:t>Takes the question, prints the answer, sources, or a refusal</w:t>
+              <w:t>Split by topic → policy gate per part → slot detection (values used when cued) → audience-filtered retrieval → deterministic router, evaluated threshold and deferral first, then symptoms, the relevance gate, uncued load-bearing slots (per option or ask back), calculation, extract, compose → model on Compose only → six checks → document caveats appended by code → hand-off with value</w:t>
             </w:r>
           </w:p>
         </w:tc>
@@ -1534,7 +1981,7 @@
               <w:rPr>
                 <w:sz w:val="19"/>
               </w:rPr>
-              <w:t>The brief's whole required interface — nothing more</w:t>
+              <w:t>Hallucination is prevented by refusing to print what is not traceable, not by asking the model nicely</w:t>
             </w:r>
           </w:p>
         </w:tc>
@@ -1555,7 +2002,7 @@
               <w:rPr>
                 <w:sz w:val="19"/>
               </w:rPr>
-              <w:t>Single-user, single-turn only; no memory across questions</w:t>
+              <w:t>Qualitative synthesis — suitability, compatibility — is reduced, not eliminated: the stated weakest point</w:t>
             </w:r>
           </w:p>
         </w:tc>
@@ -1580,7 +2027,13 @@
                 <w:b/>
                 <w:sz w:val="19"/>
               </w:rPr>
-              <w:t>Answer Engine</w:t>
+              <w:t>CLI</w:t>
+            </w:r>
+            <w:r>
+              <w:rPr>
+                <w:sz w:val="19"/>
+              </w:rPr>
+              <w:t xml:space="preserve"> (built)</w:t>
             </w:r>
           </w:p>
         </w:tc>
@@ -1602,7 +2055,7 @@
               <w:rPr>
                 <w:sz w:val="19"/>
               </w:rPr>
-              <w:t>Retrieves passages, decides how to answer (quote, compose, route, or refuse), checks every citation before printing</w:t>
+              <w:t>Question and mode in; answer, sources, refusal, diagnostics out</w:t>
             </w:r>
           </w:p>
         </w:tc>
@@ -1624,7 +2077,7 @@
               <w:rPr>
                 <w:sz w:val="19"/>
               </w:rPr>
-              <w:t>This is where hallucination is actually prevented — not by asking the model nicely, but by refusing to print anything that isn't traceable to a retrieved passage</w:t>
+              <w:t>The brief's required interface, in the brief's format</w:t>
             </w:r>
           </w:p>
         </w:tc>
@@ -1646,7 +2099,197 @@
               <w:rPr>
                 <w:sz w:val="19"/>
               </w:rPr>
-              <w:t>Only checks that a citation points somewhere real — it doesn't fully guarantee the surrounding sentence is a faithful summary of that passage</w:t>
+              <w:t>Single user, single turn; real enquiries run six turns</w:t>
+            </w:r>
+          </w:p>
+        </w:tc>
+      </w:tr>
+      <w:tr>
+        <w:tc>
+          <w:tcPr>
+            <w:tcW w:type="dxa" w:w="2160"/>
+          </w:tcPr>
+          <w:p>
+            <w:pPr>
+              <w:spacing w:after="40"/>
+            </w:pPr>
+            <w:r>
+              <w:rPr>
+                <w:sz w:val="19"/>
+              </w:rPr>
+            </w:r>
+            <w:r>
+              <w:rPr>
+                <w:b/>
+                <w:sz w:val="19"/>
+              </w:rPr>
+              <w:t>Evaluation harness</w:t>
+            </w:r>
+            <w:r>
+              <w:rPr>
+                <w:sz w:val="19"/>
+              </w:rPr>
+              <w:t xml:space="preserve"> (built)</w:t>
+            </w:r>
+          </w:p>
+        </w:tc>
+        <w:tc>
+          <w:tcPr>
+            <w:tcW w:type="dxa" w:w="2160"/>
+          </w:tcPr>
+          <w:p>
+            <w:pPr>
+              <w:spacing w:after="40"/>
+            </w:pPr>
+            <w:r>
+              <w:rPr>
+                <w:sz w:val="19"/>
+              </w:rPr>
+            </w:r>
+            <w:r>
+              <w:rPr>
+                <w:sz w:val="19"/>
+              </w:rPr>
+              <w:t>Seven situations, probe suite, threshold sweep, pass/fail, self-describing header, one synthetic staff-tagged fixture that must be invisible in public mode</w:t>
+            </w:r>
+          </w:p>
+        </w:tc>
+        <w:tc>
+          <w:tcPr>
+            <w:tcW w:type="dxa" w:w="2160"/>
+          </w:tcPr>
+          <w:p>
+            <w:pPr>
+              <w:spacing w:after="40"/>
+            </w:pPr>
+            <w:r>
+              <w:rPr>
+                <w:sz w:val="19"/>
+              </w:rPr>
+            </w:r>
+            <w:r>
+              <w:rPr>
+                <w:sz w:val="19"/>
+              </w:rPr>
+              <w:t>It is the artefact the panel reads; written before the code</w:t>
+            </w:r>
+          </w:p>
+        </w:tc>
+        <w:tc>
+          <w:tcPr>
+            <w:tcW w:type="dxa" w:w="2160"/>
+          </w:tcPr>
+          <w:p>
+            <w:pPr>
+              <w:spacing w:after="40"/>
+            </w:pPr>
+            <w:r>
+              <w:rPr>
+                <w:sz w:val="19"/>
+              </w:rPr>
+            </w:r>
+            <w:r>
+              <w:rPr>
+                <w:sz w:val="19"/>
+              </w:rPr>
+              <w:t>Seven situations is evidence, not statistics</w:t>
+            </w:r>
+          </w:p>
+        </w:tc>
+      </w:tr>
+      <w:tr>
+        <w:tc>
+          <w:tcPr>
+            <w:tcW w:type="dxa" w:w="2160"/>
+            <w:shd w:val="clear" w:color="auto" w:fill="F3F4F6"/>
+          </w:tcPr>
+          <w:p>
+            <w:pPr>
+              <w:spacing w:after="40"/>
+            </w:pPr>
+            <w:r>
+              <w:rPr>
+                <w:sz w:val="19"/>
+              </w:rPr>
+            </w:r>
+            <w:r>
+              <w:rPr>
+                <w:b/>
+                <w:sz w:val="19"/>
+              </w:rPr>
+              <w:t>Channel adapters</w:t>
+            </w:r>
+            <w:r>
+              <w:rPr>
+                <w:sz w:val="19"/>
+              </w:rPr>
+              <w:t xml:space="preserve"> (production)</w:t>
+            </w:r>
+          </w:p>
+        </w:tc>
+        <w:tc>
+          <w:tcPr>
+            <w:tcW w:type="dxa" w:w="2160"/>
+            <w:shd w:val="clear" w:color="auto" w:fill="F3F4F6"/>
+          </w:tcPr>
+          <w:p>
+            <w:pPr>
+              <w:spacing w:after="40"/>
+            </w:pPr>
+            <w:r>
+              <w:rPr>
+                <w:sz w:val="19"/>
+              </w:rPr>
+            </w:r>
+            <w:r>
+              <w:rPr>
+                <w:sz w:val="19"/>
+              </w:rPr>
+              <w:t>Website widget, CRM, training platform, calling the engine as a library</w:t>
+            </w:r>
+          </w:p>
+        </w:tc>
+        <w:tc>
+          <w:tcPr>
+            <w:tcW w:type="dxa" w:w="2160"/>
+            <w:shd w:val="clear" w:color="auto" w:fill="F3F4F6"/>
+          </w:tcPr>
+          <w:p>
+            <w:pPr>
+              <w:spacing w:after="40"/>
+            </w:pPr>
+            <w:r>
+              <w:rPr>
+                <w:sz w:val="19"/>
+              </w:rPr>
+            </w:r>
+            <w:r>
+              <w:rPr>
+                <w:sz w:val="19"/>
+              </w:rPr>
+              <w:t>The job description's "shared data store used by multiple users and systems"</w:t>
+            </w:r>
+          </w:p>
+        </w:tc>
+        <w:tc>
+          <w:tcPr>
+            <w:tcW w:type="dxa" w:w="2160"/>
+            <w:shd w:val="clear" w:color="auto" w:fill="F3F4F6"/>
+          </w:tcPr>
+          <w:p>
+            <w:pPr>
+              <w:spacing w:after="40"/>
+            </w:pPr>
+            <w:r>
+              <w:rPr>
+                <w:sz w:val="19"/>
+              </w:rPr>
+            </w:r>
+            <w:r>
+              <w:rPr>
+                <w:sz w:val="19"/>
+              </w:rPr>
+              <w:t>Not built; the engine is a library so that they can be thin</w:t>
             </w:r>
           </w:p>
         </w:tc>
@@ -1678,10 +2321,10 @@
         <w:rPr>
           <w:b/>
         </w:rPr>
-        <w:t>The indexing path is over-built for what this project needs today.</w:t>
+        <w:t>Qualitative synthesis is the weakest point.</w:t>
       </w:r>
       <w:r>
-        <w:t xml:space="preserve"> It's a legitimate answer to "how would this scale," but none of it belongs in the actual one-hour submission.</w:t>
+        <w:t xml:space="preserve"> The six checks bound numbers, names, attribution and the asked-for term; they reduce, not eliminate, an invented "this is fine on cob".</w:t>
       </w:r>
     </w:p>
     <w:p>
@@ -1692,10 +2335,10 @@
         <w:rPr>
           <w:b/>
         </w:rPr>
-        <w:t>The vector database is a deliberate choice, not a necessity.</w:t>
+        <w:t>Single turn.</w:t>
       </w:r>
       <w:r>
-        <w:t xml:space="preserve"> At current scale a numpy array is equally correct and simpler. Kept because it's the shape the production system will actually need, at the cost of one dependency now.</w:t>
+        <w:t xml:space="preserve"> Real enquiries run six turns with photos; the prototype answers turn one and says it cannot see photographs. An uncued substrate becomes an ask-back, which the user answers by asking again.</w:t>
       </w:r>
     </w:p>
     <w:p>
@@ -1706,10 +2349,10 @@
         <w:rPr>
           <w:b/>
         </w:rPr>
-        <w:t>No caching, no rate limiting, no concurrency handling.</w:t>
+        <w:t>The relevance gate is lexical, with synonyms.</w:t>
       </w:r>
       <w:r>
-        <w:t xml:space="preserve"> Fine for one user at a time; the diagram doesn't yet show what changes under real traffic (see the "scale, scenario by scenario" table in the mental-model record for that).</w:t>
+        <w:t xml:space="preserve"> A passage that names the property without answering it passes the gate; what then prints is what the sheet actually says ("high breathability", no figure), which is the honest result, not a hallucination.</w:t>
       </w:r>
     </w:p>
     <w:p>
@@ -1720,10 +2363,10 @@
         <w:rPr>
           <w:b/>
         </w:rPr>
-        <w:t>Freshness has a lag, by design.</w:t>
+        <w:t>Staff mode always extracts; staff compose is roadmap.</w:t>
       </w:r>
       <w:r>
-        <w:t xml:space="preserve"> A change is cached instantly but may take seconds to minutes to become searchable — acceptable for a slow-moving corpus, worth stating out loud if asked.</w:t>
+        <w:t xml:space="preserve"> The advisor verifies from the passage text, and time is the constraint. It means an uncued inside/outside on a staff selection question gets the passages, not a per-option answer.</w:t>
       </w:r>
     </w:p>
     <w:p>
@@ -1734,19 +2377,24 @@
         <w:rPr>
           <w:b/>
         </w:rPr>
-        <w:t>The CRM box is speculative.</w:t>
+        <w:t>Staff drafting mode is not built.</w:t>
       </w:r>
       <w:r>
-        <w:t xml:space="preserve"> It's there to explain </w:t>
+        <w:t xml:space="preserve"> The record lists it as a requirement (10.3), traced to a specific staff question (10.6), and leaves its place in the first version to the author's call (10.8); it is generation by definition, needs pasted-email handling and a no-commitments rule, and does not fit the hour. Roadmap.</w:t>
+      </w:r>
+    </w:p>
+    <w:p>
+      <w:pPr>
+        <w:pStyle w:val="ListBullet"/>
+      </w:pPr>
+      <w:r>
+        <w:rPr>
+          <w:b/>
+        </w:rPr>
+        <w:t>Datasheet quality is inherited.</w:t>
       </w:r>
       <w:r>
-        <w:rPr>
-          <w:i/>
-        </w:rPr>
-        <w:t>why</w:t>
-      </w:r>
-      <w:r>
-        <w:t xml:space="preserve"> a queue is justified at all, not because CRM integration is planned or scoped.</w:t>
+        <w:t xml:space="preserve"> Sheets date from 2015 to 2025; one prints "3m3" for a coverage figure and "8oC" for a temperature; a PDF title names a different product than its page. Quoted as printed, flagged in the ingestion report, never corrected.</w:t>
       </w:r>
     </w:p>
     <w:p>
@@ -1758,25 +2406,87 @@
       </w:r>
     </w:p>
     <w:p>
+      <w:pPr>
+        <w:pStyle w:val="ListBullet"/>
+      </w:pPr>
       <w:r>
         <w:rPr>
           <w:i/>
         </w:rPr>
-        <w:t>"Why a vector database at only ~80 documents?"</w:t>
+        <w:t>Why no vector database in the prototype?</w:t>
       </w:r>
       <w:r>
-        <w:t xml:space="preserve"> — At today's scale a flat array would work just as well. This is designed as the architecture the KTP project actually needs, and a vector store gives a clean swap point without re-architecting the retrieval interface later, at the cost of one extra dependency now.</w:t>
+        <w:t xml:space="preserve"> — See decision 3: at six to eight hundred chunks a dot product over one array is microseconds, behind the same interface a vector database sits behind in production.</w:t>
       </w:r>
     </w:p>
     <w:p>
+      <w:pPr>
+        <w:pStyle w:val="ListBullet"/>
+      </w:pPr>
       <w:r>
         <w:rPr>
           <w:i/>
         </w:rPr>
-        <w:t>"Why a queue at all?"</w:t>
+        <w:t>Why a queue at all?</w:t>
       </w:r>
       <w:r>
-        <w:t xml:space="preserve"> — Not because the website has a lot of pages — even at full scope this corpus stays in the low thousands. It's because production eventually has multiple independent sources writing into the same pipeline — the website, the CRM, eventually staff knowledge capture — and a queue is what decouples uncoordinated producers from one consumer.</w:t>
+        <w:t xml:space="preserve"> — See decision 4: for the moment a second producer writes into the pipeline, not for the website's size.</w:t>
+      </w:r>
+    </w:p>
+    <w:p>
+      <w:pPr>
+        <w:pStyle w:val="ListBullet"/>
+      </w:pPr>
+      <w:r>
+        <w:rPr>
+          <w:i/>
+        </w:rPr>
+        <w:t>Why is the model only on Compose?</w:t>
+      </w:r>
+      <w:r>
+        <w:t xml:space="preserve"> — See decision 2: every other path prints quoted passages by code; there is nothing to formulate, and a generated hand-off can invent a phone number.</w:t>
+      </w:r>
+    </w:p>
+    <w:p>
+      <w:pPr>
+        <w:pStyle w:val="ListBullet"/>
+      </w:pPr>
+      <w:r>
+        <w:rPr>
+          <w:i/>
+        </w:rPr>
+        <w:t>Why 94 units, not forty?</w:t>
+      </w:r>
+      <w:r>
+        <w:t xml:space="preserve"> — See decision 1: forty was a scope signal in a prompt; the boundary is a rule, and its cost is extraction QA, bounded by the spend order.</w:t>
+      </w:r>
+    </w:p>
+    <w:p>
+      <w:pPr>
+        <w:pStyle w:val="ListBullet"/>
+      </w:pPr>
+      <w:r>
+        <w:rPr>
+          <w:i/>
+        </w:rPr>
+        <w:t>Where do the numbers come from?</w:t>
+      </w:r>
+      <w:r>
+        <w:t xml:space="preserve"> — Only from a cited passage, word for word. Units are normalised for the comparison, never for the display. A figure that cannot be found in a retrieved passage does not print.</w:t>
+      </w:r>
+    </w:p>
+    <w:p>
+      <w:pPr>
+        <w:pStyle w:val="ListBullet"/>
+      </w:pPr>
+      <w:r>
+        <w:rPr>
+          <w:i/>
+        </w:rPr>
+        <w:t>How do you catch the near-miss — right product, wrong property?</w:t>
+      </w:r>
+      <w:r>
+        <w:t xml:space="preserve"> — The relevance gate: the property asked for, or a synonym, must appear in the passage, or the part refuses with "not stated in the indexed material". Retrieval being confident is not enough.</w:t>
       </w:r>
     </w:p>
     <w:sectPr>

--- a/docs/architecture/architecture-rationale.docx
+++ b/docs/architecture/architecture-rationale.docx
@@ -1636,7 +1636,7 @@
               <w:rPr>
                 <w:sz w:val="19"/>
               </w:rPr>
-              <w:t>Per chunk: embedding, product, document, section, date, authority rank, audience tag. Manifest: every document with type, authority rank, audience tag, date, link and its caveat sentences; excluded documents by name and link; contact text and the product, colour and merchant name lists from the crawl; embedding-model tag and chunking version — the engine refuses to run on a mismatch of either</w:t>
+              <w:t>Per chunk: embedding, product, document, section, date, authority rank, audience tags (public, trade, staff). Manifest: every document with type, authority rank, audience tag, date, link and its caveat sentences; excluded documents by name and link; contact text and the product, colour and merchant name lists from the crawl; embedding-model tag and chunking version — the engine refuses to run on a mismatch of either</w:t>
             </w:r>
           </w:p>
         </w:tc>
@@ -2055,7 +2055,7 @@
               <w:rPr>
                 <w:sz w:val="19"/>
               </w:rPr>
-              <w:t>Question and mode in; answer, sources, refusal, diagnostics out</w:t>
+              <w:t>Question and audience set in; answer, sources, refusal, diagnostics out</w:t>
             </w:r>
           </w:p>
         </w:tc>
@@ -2099,7 +2099,7 @@
               <w:rPr>
                 <w:sz w:val="19"/>
               </w:rPr>
-              <w:t>Single user, single turn; real enquiries run six turns</w:t>
+              <w:t>Single user, single turn; real enquiries run six turns; the audience set is asserted, not authenticated</w:t>
             </w:r>
           </w:p>
         </w:tc>
@@ -2294,6 +2294,289 @@
           </w:p>
         </w:tc>
       </w:tr>
+      <w:tr>
+        <w:tc>
+          <w:tcPr>
+            <w:tcW w:type="dxa" w:w="2160"/>
+          </w:tcPr>
+          <w:p>
+            <w:pPr>
+              <w:spacing w:after="40"/>
+            </w:pPr>
+            <w:r>
+              <w:rPr>
+                <w:sz w:val="19"/>
+              </w:rPr>
+            </w:r>
+            <w:r>
+              <w:rPr>
+                <w:b/>
+                <w:sz w:val="19"/>
+              </w:rPr>
+              <w:t>Identity and audience</w:t>
+            </w:r>
+            <w:r>
+              <w:rPr>
+                <w:sz w:val="19"/>
+              </w:rPr>
+              <w:t xml:space="preserve"> (production)</w:t>
+            </w:r>
+          </w:p>
+        </w:tc>
+        <w:tc>
+          <w:tcPr>
+            <w:tcW w:type="dxa" w:w="2160"/>
+          </w:tcPr>
+          <w:p>
+            <w:pPr>
+              <w:spacing w:after="40"/>
+            </w:pPr>
+            <w:r>
+              <w:rPr>
+                <w:sz w:val="19"/>
+              </w:rPr>
+            </w:r>
+            <w:r>
+              <w:rPr>
+                <w:sz w:val="19"/>
+              </w:rPr>
+              <w:t>Resolves the caller to an audience set — public, trade or staff; anonymous gets public only</w:t>
+            </w:r>
+          </w:p>
+        </w:tc>
+        <w:tc>
+          <w:tcPr>
+            <w:tcW w:type="dxa" w:w="2160"/>
+          </w:tcPr>
+          <w:p>
+            <w:pPr>
+              <w:spacing w:after="40"/>
+            </w:pPr>
+            <w:r>
+              <w:rPr>
+                <w:sz w:val="19"/>
+              </w:rPr>
+            </w:r>
+            <w:r>
+              <w:rPr>
+                <w:sz w:val="19"/>
+              </w:rPr>
+              <w:t>The audience filter is only as trustworthy as the claim behind it, and the three segments of §6.2 need three audiences, not the binary internal/external fork of §6.4: trade partners see lead times, stock and kit lists that the public does not</w:t>
+            </w:r>
+          </w:p>
+        </w:tc>
+        <w:tc>
+          <w:tcPr>
+            <w:tcW w:type="dxa" w:w="2160"/>
+          </w:tcPr>
+          <w:p>
+            <w:pPr>
+              <w:spacing w:after="40"/>
+            </w:pPr>
+            <w:r>
+              <w:rPr>
+                <w:sz w:val="19"/>
+              </w:rPr>
+            </w:r>
+            <w:r>
+              <w:rPr>
+                <w:sz w:val="19"/>
+              </w:rPr>
+              <w:t>Not built. At the CLI today the audience set is asserted, so a caller could claim staff</w:t>
+            </w:r>
+          </w:p>
+        </w:tc>
+      </w:tr>
+      <w:tr>
+        <w:tc>
+          <w:tcPr>
+            <w:tcW w:type="dxa" w:w="2160"/>
+            <w:shd w:val="clear" w:color="auto" w:fill="F3F4F6"/>
+          </w:tcPr>
+          <w:p>
+            <w:pPr>
+              <w:spacing w:after="40"/>
+            </w:pPr>
+            <w:r>
+              <w:rPr>
+                <w:sz w:val="19"/>
+              </w:rPr>
+            </w:r>
+            <w:r>
+              <w:rPr>
+                <w:b/>
+                <w:sz w:val="19"/>
+              </w:rPr>
+              <w:t>Serving layer</w:t>
+            </w:r>
+            <w:r>
+              <w:rPr>
+                <w:sz w:val="19"/>
+              </w:rPr>
+              <w:t xml:space="preserve"> (production)</w:t>
+            </w:r>
+          </w:p>
+        </w:tc>
+        <w:tc>
+          <w:tcPr>
+            <w:tcW w:type="dxa" w:w="2160"/>
+            <w:shd w:val="clear" w:color="auto" w:fill="F3F4F6"/>
+          </w:tcPr>
+          <w:p>
+            <w:pPr>
+              <w:spacing w:after="40"/>
+            </w:pPr>
+            <w:r>
+              <w:rPr>
+                <w:sz w:val="19"/>
+              </w:rPr>
+            </w:r>
+            <w:r>
+              <w:rPr>
+                <w:sz w:val="19"/>
+              </w:rPr>
+              <w:t>Generation queue with a visible wait, per-session rate limiting, extract-only degradation under load</w:t>
+            </w:r>
+          </w:p>
+        </w:tc>
+        <w:tc>
+          <w:tcPr>
+            <w:tcW w:type="dxa" w:w="2160"/>
+            <w:shd w:val="clear" w:color="auto" w:fill="F3F4F6"/>
+          </w:tcPr>
+          <w:p>
+            <w:pPr>
+              <w:spacing w:after="40"/>
+            </w:pPr>
+            <w:r>
+              <w:rPr>
+                <w:sz w:val="19"/>
+              </w:rPr>
+            </w:r>
+            <w:r>
+              <w:rPr>
+                <w:sz w:val="19"/>
+              </w:rPr>
+              <w:t>Retrieval scales trivially — a snapshot read is lock-free; generation is the only bottleneck, one at a time per Ollama instance. Under load the system drops the expensive path, never a check</w:t>
+            </w:r>
+          </w:p>
+        </w:tc>
+        <w:tc>
+          <w:tcPr>
+            <w:tcW w:type="dxa" w:w="2160"/>
+            <w:shd w:val="clear" w:color="auto" w:fill="F3F4F6"/>
+          </w:tcPr>
+          <w:p>
+            <w:pPr>
+              <w:spacing w:after="40"/>
+            </w:pPr>
+            <w:r>
+              <w:rPr>
+                <w:sz w:val="19"/>
+              </w:rPr>
+            </w:r>
+            <w:r>
+              <w:rPr>
+                <w:sz w:val="19"/>
+              </w:rPr>
+              <w:t>The compose answers that a busy hour needs most are the first to go; a queue with a visible wait is honest but still a wait</w:t>
+            </w:r>
+          </w:p>
+        </w:tc>
+      </w:tr>
+      <w:tr>
+        <w:tc>
+          <w:tcPr>
+            <w:tcW w:type="dxa" w:w="2160"/>
+          </w:tcPr>
+          <w:p>
+            <w:pPr>
+              <w:spacing w:after="40"/>
+            </w:pPr>
+            <w:r>
+              <w:rPr>
+                <w:sz w:val="19"/>
+              </w:rPr>
+            </w:r>
+            <w:r>
+              <w:rPr>
+                <w:b/>
+                <w:sz w:val="19"/>
+              </w:rPr>
+              <w:t>Answer cache</w:t>
+            </w:r>
+            <w:r>
+              <w:rPr>
+                <w:sz w:val="19"/>
+              </w:rPr>
+              <w:t xml:space="preserve"> (production)</w:t>
+            </w:r>
+          </w:p>
+        </w:tc>
+        <w:tc>
+          <w:tcPr>
+            <w:tcW w:type="dxa" w:w="2160"/>
+          </w:tcPr>
+          <w:p>
+            <w:pPr>
+              <w:spacing w:after="40"/>
+            </w:pPr>
+            <w:r>
+              <w:rPr>
+                <w:sz w:val="19"/>
+              </w:rPr>
+            </w:r>
+            <w:r>
+              <w:rPr>
+                <w:sz w:val="19"/>
+              </w:rPr>
+              <w:t>Composite parts keyed on template, slots, audience set and index version</w:t>
+            </w:r>
+          </w:p>
+        </w:tc>
+        <w:tc>
+          <w:tcPr>
+            <w:tcW w:type="dxa" w:w="2160"/>
+          </w:tcPr>
+          <w:p>
+            <w:pPr>
+              <w:spacing w:after="40"/>
+            </w:pPr>
+            <w:r>
+              <w:rPr>
+                <w:sz w:val="19"/>
+              </w:rPr>
+            </w:r>
+            <w:r>
+              <w:rPr>
+                <w:sz w:val="19"/>
+              </w:rPr>
+              <w:t>Roughly eighty per cent of demand is nineteen question templates (§7.5), and temperature-zero answers over a fixed snapshot are safe to reuse. The atomic swap is a free cache epoch — a re-index expires everything with no invalidation logic</w:t>
+            </w:r>
+          </w:p>
+        </w:tc>
+        <w:tc>
+          <w:tcPr>
+            <w:tcW w:type="dxa" w:w="2160"/>
+          </w:tcPr>
+          <w:p>
+            <w:pPr>
+              <w:spacing w:after="40"/>
+            </w:pPr>
+            <w:r>
+              <w:rPr>
+                <w:sz w:val="19"/>
+              </w:rPr>
+            </w:r>
+            <w:r>
+              <w:rPr>
+                <w:sz w:val="19"/>
+              </w:rPr>
+              <w:t>The key must carry the audience set or a staff answer reaches a public caller; keyed too loosely it serves the right template for the wrong substrate</w:t>
+            </w:r>
+          </w:p>
+        </w:tc>
+      </w:tr>
     </w:tbl>
     <w:p>
       <w:pPr>
@@ -2353,6 +2636,34 @@
       </w:r>
       <w:r>
         <w:t xml:space="preserve"> A passage that names the property without answering it passes the gate; what then prints is what the sheet actually says ("high breathability", no figure), which is the honest result, not a hallucination.</w:t>
+      </w:r>
+    </w:p>
+    <w:p>
+      <w:pPr>
+        <w:pStyle w:val="ListBullet"/>
+      </w:pPr>
+      <w:r>
+        <w:rPr>
+          <w:b/>
+        </w:rPr>
+        <w:t>The audience set is asserted, not authenticated.</w:t>
+      </w:r>
+      <w:r>
+        <w:t xml:space="preserve"> The filter is real and enforced in code at retrieval; what is missing is the identity behind the claim. One user, one machine, no accounts — and the not-built list says so.</w:t>
+      </w:r>
+    </w:p>
+    <w:p>
+      <w:pPr>
+        <w:pStyle w:val="ListBullet"/>
+      </w:pPr>
+      <w:r>
+        <w:rPr>
+          <w:b/>
+        </w:rPr>
+        <w:t>One user at a time.</w:t>
+      </w:r>
+      <w:r>
+        <w:t xml:space="preserve"> No queue, no rate limit, no cache; the concurrency story is drawn as production boxes and argued, not built.</w:t>
       </w:r>
     </w:p>
     <w:p>
@@ -2459,6 +2770,34 @@
       </w:r>
       <w:r>
         <w:t xml:space="preserve"> — See decision 1: forty was a scope signal in a prompt; the boundary is a rule, and its cost is extraction QA, bounded by the spend order.</w:t>
+      </w:r>
+    </w:p>
+    <w:p>
+      <w:pPr>
+        <w:pStyle w:val="ListBullet"/>
+      </w:pPr>
+      <w:r>
+        <w:rPr>
+          <w:i/>
+        </w:rPr>
+        <w:t>How does this handle hundreds of concurrent users?</w:t>
+      </w:r>
+      <w:r>
+        <w:t xml:space="preserve"> — Retrieval doesn't care: a snapshot read is lock-free. Generation is the bottleneck, so production puts a queue, a rate limit and a cache in front of it, and under load serves only extract, route and refuse. Safety never degrades; coverage does.</w:t>
+      </w:r>
+    </w:p>
+    <w:p>
+      <w:pPr>
+        <w:pStyle w:val="ListBullet"/>
+      </w:pPr>
+      <w:r>
+        <w:rPr>
+          <w:i/>
+        </w:rPr>
+        <w:t>How do you keep staff-only material out of public answers?</w:t>
+      </w:r>
+      <w:r>
+        <w:t xml:space="preserve"> — Audience tags on every chunk, filtered at retrieval in code, never by prompt. In production the audience set comes from an authenticated session; in the prototype it is an asserted flag, and that is on the not-built list.</w:t>
       </w:r>
     </w:p>
     <w:p>
